--- a/DOCS_DA_CONVERTIRE/graziaxx_it.docx
+++ b/DOCS_DA_CONVERTIRE/graziaxx_it.docx
@@ -162,6 +162,196 @@
         <w:rPr>
           <w:b/>
           <w:bCs/>
+        </w:rPr>
+      </w:pPr>
+      <w:r>
+        <w:rPr>
+          <w:b/>
+          <w:bCs/>
+        </w:rPr>
+        <w:br w:type="page"/>
+      </w:r>
+    </w:p>
+    <w:p>
+      <w:pPr>
+        <w:rPr>
+          <w:b/>
+          <w:bCs/>
+        </w:rPr>
+      </w:pPr>
+      <w:r>
+        <w:rPr>
+          <w:b/>
+          <w:bCs/>
+        </w:rPr>
+        <w:lastRenderedPageBreak/>
+        <w:t>Aneddoti e Curiosità</w:t>
+      </w:r>
+    </w:p>
+    <w:p>
+      <w:pPr>
+        <w:numPr>
+          <w:ilvl w:val="0"/>
+          <w:numId w:val="3"/>
+        </w:numPr>
+      </w:pPr>
+      <w:r>
+        <w:rPr>
+          <w:b/>
+          <w:bCs/>
+        </w:rPr>
+        <w:t>Il Voto di Guido Reni e la Seta:</w:t>
+      </w:r>
+      <w:r>
+        <w:t xml:space="preserve"> La celeberrima </w:t>
+      </w:r>
+      <w:r>
+        <w:rPr>
+          <w:i/>
+          <w:iCs/>
+        </w:rPr>
+        <w:t>Pala della peste</w:t>
+      </w:r>
+      <w:r>
+        <w:t xml:space="preserve">, dipinta da Guido Reni nel 1630 su incarico del Senato bolognese per ringraziare la Madonna della fine del contagio, fu realizzata con una tecnica del tutto particolare: non su una normale tela di lino o su tavola, bensì su </w:t>
+      </w:r>
+      <w:r>
+        <w:rPr>
+          <w:b/>
+          <w:bCs/>
+        </w:rPr>
+        <w:t>seta pura</w:t>
+      </w:r>
+      <w:r>
+        <w:t>. L'artista dovette lavorare a ritmi serrati mentre la città era ancora sotto l'incubo dell'epidemia, creando un capolavoro leggero e trasportabile, destinato a essere portato in solenne processione.</w:t>
+      </w:r>
+    </w:p>
+    <w:p>
+      <w:pPr>
+        <w:numPr>
+          <w:ilvl w:val="0"/>
+          <w:numId w:val="3"/>
+        </w:numPr>
+      </w:pPr>
+      <w:r>
+        <w:rPr>
+          <w:b/>
+          <w:bCs/>
+        </w:rPr>
+        <w:t>Le "</w:t>
+      </w:r>
+      <w:proofErr w:type="spellStart"/>
+      <w:r>
+        <w:rPr>
+          <w:b/>
+          <w:bCs/>
+        </w:rPr>
+        <w:t>Fissure</w:t>
+      </w:r>
+      <w:proofErr w:type="spellEnd"/>
+      <w:r>
+        <w:rPr>
+          <w:b/>
+          <w:bCs/>
+        </w:rPr>
+        <w:t>" e i Cancelli di Bernardino Spada:</w:t>
+      </w:r>
+      <w:r>
+        <w:t xml:space="preserve"> Per impedire che i soldati lanzichenecchi o i viaggiatori infetti introducessero il morbo a Bologna, il Cardinale Legato Bernardino Spada fece applicare misure drastiche agli accessi della città. Le porte cittadine vennero quasi tutte murate o serrate, lasciandone aperte pochissime e dotandole di doppie cancellate e grate di ferro (dette "rastrelli"): le merci e la posta venivano fatte passare solo attraverso queste fessure dopo essere state disinfettate con aceto e fumo di zolfo.</w:t>
+      </w:r>
+    </w:p>
+    <w:p>
+      <w:pPr>
+        <w:numPr>
+          <w:ilvl w:val="0"/>
+          <w:numId w:val="3"/>
+        </w:numPr>
+      </w:pPr>
+      <w:r>
+        <w:rPr>
+          <w:b/>
+          <w:bCs/>
+        </w:rPr>
+        <w:t>Pietro Moratti e la Cronaca del Lazzaretto:</w:t>
+      </w:r>
+      <w:r>
+        <w:t xml:space="preserve"> Il medico e commissario Pietro Moratti lasciò un resoconto dettagliato dell'emergenza (</w:t>
+      </w:r>
+      <w:r>
+        <w:rPr>
+          <w:i/>
+          <w:iCs/>
+        </w:rPr>
+        <w:t xml:space="preserve">Racconto degli ordini e </w:t>
+      </w:r>
+      <w:proofErr w:type="spellStart"/>
+      <w:r>
+        <w:rPr>
+          <w:i/>
+          <w:iCs/>
+        </w:rPr>
+        <w:t>provisioni</w:t>
+      </w:r>
+      <w:proofErr w:type="spellEnd"/>
+      <w:r>
+        <w:rPr>
+          <w:i/>
+          <w:iCs/>
+        </w:rPr>
+        <w:t xml:space="preserve"> fatte ne' </w:t>
+      </w:r>
+      <w:proofErr w:type="spellStart"/>
+      <w:r>
+        <w:rPr>
+          <w:i/>
+          <w:iCs/>
+        </w:rPr>
+        <w:t>Lazaretti</w:t>
+      </w:r>
+      <w:proofErr w:type="spellEnd"/>
+      <w:r>
+        <w:rPr>
+          <w:i/>
+          <w:iCs/>
+        </w:rPr>
+        <w:t>...</w:t>
+      </w:r>
+      <w:r>
+        <w:t>). Nelle sue memorie descrive l'immane sforzo dei religiosi Camilliani (i frati con la croce rossa sul petto), che si muovevano tra le baracche del lazzaretto fuori Porta Santo Stefano portando sollievo agli appestati, sfidando il contagio con abiti impregnati di cere e spezie odorose per attenuare i miasmi del morbo.</w:t>
+      </w:r>
+    </w:p>
+    <w:p>
+      <w:pPr>
+        <w:numPr>
+          <w:ilvl w:val="0"/>
+          <w:numId w:val="3"/>
+        </w:numPr>
+      </w:pPr>
+      <w:r>
+        <w:rPr>
+          <w:b/>
+          <w:bCs/>
+        </w:rPr>
+        <w:t>I "Profumi" Contro l'Aria Infetta:</w:t>
+      </w:r>
+      <w:r>
+        <w:t xml:space="preserve"> All'epoca si riteneva che la peste si diffondesse attraverso i cattivi odori e i "miasmi" dell'aria. Durante i mesi del contagio, l'</w:t>
+      </w:r>
+      <w:proofErr w:type="spellStart"/>
+      <w:r>
+        <w:t>Assunteria</w:t>
+      </w:r>
+      <w:proofErr w:type="spellEnd"/>
+      <w:r>
+        <w:t xml:space="preserve"> di Sanità ordinò ai cittadini di bruciare nelle case e lungo le strade ginepro, rosmarino, alloro e resine aromatiche. Per tutta l'estate del 1630, le vie del centro di Bologna furono perennemente avvolte da una densa e profumata coltre di fumo devozionale e sanitario.</w:t>
+      </w:r>
+    </w:p>
+    <w:p/>
+    <w:p>
+      <w:pPr>
+        <w:rPr>
+          <w:b/>
+          <w:bCs/>
           <w:u w:val="single"/>
         </w:rPr>
       </w:pPr>
@@ -200,7 +390,6 @@
           <w:b/>
           <w:bCs/>
         </w:rPr>
-        <w:lastRenderedPageBreak/>
         <w:t>Bandi e Decretazioni dell'</w:t>
       </w:r>
       <w:proofErr w:type="spellStart"/>
@@ -281,6 +470,7 @@
           <w:b/>
           <w:bCs/>
         </w:rPr>
+        <w:lastRenderedPageBreak/>
         <w:t>Cronache coeve e resoconti ufficiali</w:t>
       </w:r>
       <w:r>
@@ -593,6 +783,119 @@
 <file path=word/numbering.xml><?xml version="1.0" encoding="utf-8"?>
 <w:numbering xmlns:wpc="http://schemas.microsoft.com/office/word/2010/wordprocessingCanvas" xmlns:cx="http://schemas.microsoft.com/office/drawing/2014/chartex" xmlns:cx1="http://schemas.microsoft.com/office/drawing/2015/9/8/chartex" xmlns:cx2="http://schemas.microsoft.com/office/drawing/2015/10/21/chartex" xmlns:cx3="http://schemas.microsoft.com/office/drawing/2016/5/9/chartex" xmlns:cx4="http://schemas.microsoft.com/office/drawing/2016/5/10/chartex" xmlns:cx5="http://schemas.microsoft.com/office/drawing/2016/5/11/chartex" xmlns:cx6="http://schemas.microsoft.com/office/drawing/2016/5/12/chartex" xmlns:cx7="http://schemas.microsoft.com/office/drawing/2016/5/13/chartex" xmlns:cx8="http://schemas.microsoft.com/office/drawing/2016/5/14/chartex" xmlns:mc="http://schemas.openxmlformats.org/markup-compatibility/2006" xmlns:aink="http://schemas.microsoft.com/office/drawing/2016/ink" xmlns:am3d="http://schemas.microsoft.com/office/drawing/2017/model3d" xmlns:o="urn:schemas-microsoft-com:office:office" xmlns:oel="http://schemas.microsoft.com/office/2019/extlst" xmlns:r="http://schemas.openxmlformats.org/officeDocument/2006/relationships" xmlns:m="http://schemas.openxmlformats.org/officeDocument/2006/math" xmlns:v="urn:schemas-microsoft-com:vml" xmlns:wp14="http://schemas.microsoft.com/office/word/2010/wordprocessingDrawing" xmlns:wp="http://schemas.openxmlformats.org/drawingml/2006/wordprocessingDrawing" xmlns:w10="urn:schemas-microsoft-com:office:word" xmlns:w="http://schemas.openxmlformats.org/wordprocessingml/2006/main" xmlns:w14="http://schemas.microsoft.com/office/word/2010/wordml" xmlns:w15="http://schemas.microsoft.com/office/word/2012/wordml" xmlns:w16cex="http://schemas.microsoft.com/office/word/2018/wordml/cex" xmlns:w16cid="http://schemas.microsoft.com/office/word/2016/wordml/cid" xmlns:w16="http://schemas.microsoft.com/office/word/2018/wordml" xmlns:w16du="http://schemas.microsoft.com/office/word/2023/wordml/word16du" xmlns:w16sdtdh="http://schemas.microsoft.com/office/word/2020/wordml/sdtdatahash" xmlns:w16sdtfl="http://schemas.microsoft.com/office/word/2024/wordml/sdtformatlock" xmlns:w16se="http://schemas.microsoft.com/office/word/2015/wordml/symex" xmlns:wpg="http://schemas.microsoft.com/office/word/2010/wordprocessingGroup" xmlns:wpi="http://schemas.microsoft.com/office/word/2010/wordprocessingInk" xmlns:wne="http://schemas.microsoft.com/office/word/2006/wordml" xmlns:wps="http://schemas.microsoft.com/office/word/2010/wordprocessingShape" mc:Ignorable="w14 w15 w16se w16cid w16 w16cex w16sdtdh w16sdtfl w16du wp14">
   <w:abstractNum w:abstractNumId="0" w15:restartNumberingAfterBreak="0">
+    <w:nsid w:val="27CB5FB6"/>
+    <w:multiLevelType w:val="multilevel"/>
+    <w:tmpl w:val="08285C2A"/>
+    <w:lvl w:ilvl="0">
+      <w:start w:val="1"/>
+      <w:numFmt w:val="decimal"/>
+      <w:lvlText w:val="%1."/>
+      <w:lvlJc w:val="left"/>
+      <w:pPr>
+        <w:tabs>
+          <w:tab w:val="num" w:pos="720"/>
+        </w:tabs>
+        <w:ind w:left="720" w:hanging="360"/>
+      </w:pPr>
+    </w:lvl>
+    <w:lvl w:ilvl="1" w:tentative="1">
+      <w:start w:val="1"/>
+      <w:numFmt w:val="decimal"/>
+      <w:lvlText w:val="%2."/>
+      <w:lvlJc w:val="left"/>
+      <w:pPr>
+        <w:tabs>
+          <w:tab w:val="num" w:pos="1440"/>
+        </w:tabs>
+        <w:ind w:left="1440" w:hanging="360"/>
+      </w:pPr>
+    </w:lvl>
+    <w:lvl w:ilvl="2" w:tentative="1">
+      <w:start w:val="1"/>
+      <w:numFmt w:val="decimal"/>
+      <w:lvlText w:val="%3."/>
+      <w:lvlJc w:val="left"/>
+      <w:pPr>
+        <w:tabs>
+          <w:tab w:val="num" w:pos="2160"/>
+        </w:tabs>
+        <w:ind w:left="2160" w:hanging="360"/>
+      </w:pPr>
+    </w:lvl>
+    <w:lvl w:ilvl="3" w:tentative="1">
+      <w:start w:val="1"/>
+      <w:numFmt w:val="decimal"/>
+      <w:lvlText w:val="%4."/>
+      <w:lvlJc w:val="left"/>
+      <w:pPr>
+        <w:tabs>
+          <w:tab w:val="num" w:pos="2880"/>
+        </w:tabs>
+        <w:ind w:left="2880" w:hanging="360"/>
+      </w:pPr>
+    </w:lvl>
+    <w:lvl w:ilvl="4" w:tentative="1">
+      <w:start w:val="1"/>
+      <w:numFmt w:val="decimal"/>
+      <w:lvlText w:val="%5."/>
+      <w:lvlJc w:val="left"/>
+      <w:pPr>
+        <w:tabs>
+          <w:tab w:val="num" w:pos="3600"/>
+        </w:tabs>
+        <w:ind w:left="3600" w:hanging="360"/>
+      </w:pPr>
+    </w:lvl>
+    <w:lvl w:ilvl="5" w:tentative="1">
+      <w:start w:val="1"/>
+      <w:numFmt w:val="decimal"/>
+      <w:lvlText w:val="%6."/>
+      <w:lvlJc w:val="left"/>
+      <w:pPr>
+        <w:tabs>
+          <w:tab w:val="num" w:pos="4320"/>
+        </w:tabs>
+        <w:ind w:left="4320" w:hanging="360"/>
+      </w:pPr>
+    </w:lvl>
+    <w:lvl w:ilvl="6" w:tentative="1">
+      <w:start w:val="1"/>
+      <w:numFmt w:val="decimal"/>
+      <w:lvlText w:val="%7."/>
+      <w:lvlJc w:val="left"/>
+      <w:pPr>
+        <w:tabs>
+          <w:tab w:val="num" w:pos="5040"/>
+        </w:tabs>
+        <w:ind w:left="5040" w:hanging="360"/>
+      </w:pPr>
+    </w:lvl>
+    <w:lvl w:ilvl="7" w:tentative="1">
+      <w:start w:val="1"/>
+      <w:numFmt w:val="decimal"/>
+      <w:lvlText w:val="%8."/>
+      <w:lvlJc w:val="left"/>
+      <w:pPr>
+        <w:tabs>
+          <w:tab w:val="num" w:pos="5760"/>
+        </w:tabs>
+        <w:ind w:left="5760" w:hanging="360"/>
+      </w:pPr>
+    </w:lvl>
+    <w:lvl w:ilvl="8" w:tentative="1">
+      <w:start w:val="1"/>
+      <w:numFmt w:val="decimal"/>
+      <w:lvlText w:val="%9."/>
+      <w:lvlJc w:val="left"/>
+      <w:pPr>
+        <w:tabs>
+          <w:tab w:val="num" w:pos="6480"/>
+        </w:tabs>
+        <w:ind w:left="6480" w:hanging="360"/>
+      </w:pPr>
+    </w:lvl>
+  </w:abstractNum>
+  <w:abstractNum w:abstractNumId="1" w15:restartNumberingAfterBreak="0">
     <w:nsid w:val="3F850346"/>
     <w:multiLevelType w:val="multilevel"/>
     <w:tmpl w:val="84EA6332"/>
@@ -709,7 +1012,7 @@
       </w:pPr>
     </w:lvl>
   </w:abstractNum>
-  <w:abstractNum w:abstractNumId="1" w15:restartNumberingAfterBreak="0">
+  <w:abstractNum w:abstractNumId="2" w15:restartNumberingAfterBreak="0">
     <w:nsid w:val="55235A2D"/>
     <w:multiLevelType w:val="multilevel"/>
     <w:tmpl w:val="60A88DC6"/>
@@ -827,9 +1130,12 @@
     </w:lvl>
   </w:abstractNum>
   <w:num w:numId="1" w16cid:durableId="708798282">
+    <w:abstractNumId w:val="2"/>
+  </w:num>
+  <w:num w:numId="2" w16cid:durableId="1726759906">
     <w:abstractNumId w:val="1"/>
   </w:num>
-  <w:num w:numId="2" w16cid:durableId="1726759906">
+  <w:num w:numId="3" w16cid:durableId="585574704">
     <w:abstractNumId w:val="0"/>
   </w:num>
 </w:numbering>
@@ -1438,7 +1744,6 @@
   <w:style w:type="character" w:default="1" w:styleId="Carpredefinitoparagrafo">
     <w:name w:val="Default Paragraph Font"/>
     <w:uiPriority w:val="1"/>
-    <w:semiHidden/>
     <w:unhideWhenUsed/>
   </w:style>
   <w:style w:type="table" w:default="1" w:styleId="Tabellanormale">

--- a/DOCS_DA_CONVERTIRE/graziaxx_it.docx
+++ b/DOCS_DA_CONVERTIRE/graziaxx_it.docx
@@ -148,9 +148,14 @@
       </w:r>
       <w:proofErr w:type="spellStart"/>
       <w:r>
-        <w:t>SPLIT_BLOCK:lapide_votiva.jpg</w:t>
+        <w:t>SPLIT_</w:t>
+      </w:r>
+      <w:proofErr w:type="gramStart"/>
+      <w:r>
+        <w:t>BLOCK:lapide_votiva.jpg</w:t>
       </w:r>
       <w:proofErr w:type="spellEnd"/>
+      <w:proofErr w:type="gramEnd"/>
       <w:r>
         <w:t>]</w:t>
       </w:r>
@@ -298,26 +303,50 @@
           <w:i/>
           <w:iCs/>
         </w:rPr>
-        <w:t xml:space="preserve"> fatte ne' </w:t>
-      </w:r>
-      <w:proofErr w:type="spellStart"/>
+        <w:t xml:space="preserve"> fatte </w:t>
+      </w:r>
+      <w:proofErr w:type="gramStart"/>
       <w:r>
         <w:rPr>
           <w:i/>
           <w:iCs/>
         </w:rPr>
-        <w:t>Lazaretti</w:t>
-      </w:r>
-      <w:proofErr w:type="spellEnd"/>
+        <w:t>ne'</w:t>
+      </w:r>
+      <w:proofErr w:type="gramEnd"/>
       <w:r>
         <w:rPr>
           <w:i/>
           <w:iCs/>
         </w:rPr>
+        <w:t xml:space="preserve"> </w:t>
+      </w:r>
+      <w:proofErr w:type="spellStart"/>
+      <w:r>
+        <w:rPr>
+          <w:i/>
+          <w:iCs/>
+        </w:rPr>
+        <w:t>Lazaretti</w:t>
+      </w:r>
+      <w:proofErr w:type="spellEnd"/>
+      <w:r>
+        <w:rPr>
+          <w:i/>
+          <w:iCs/>
+        </w:rPr>
         <w:t>...</w:t>
       </w:r>
       <w:r>
-        <w:t>). Nelle sue memorie descrive l'immane sforzo dei religiosi Camilliani (i frati con la croce rossa sul petto), che si muovevano tra le baracche del lazzaretto fuori Porta Santo Stefano portando sollievo agli appestati, sfidando il contagio con abiti impregnati di cere e spezie odorose per attenuare i miasmi del morbo.</w:t>
+        <w:t xml:space="preserve">). Nelle sue memorie descrive l'immane sforzo dei religiosi Camilliani (i frati con la </w:t>
+      </w:r>
+      <w:proofErr w:type="gramStart"/>
+      <w:r>
+        <w:t>croce rossa</w:t>
+      </w:r>
+      <w:proofErr w:type="gramEnd"/>
+      <w:r>
+        <w:t xml:space="preserve"> sul petto), che si muovevano tra le baracche del lazzaretto fuori Porta Santo Stefano portando sollievo agli appestati, sfidando il contagio con abiti impregnati di cere e spezie odorose per attenuare i miasmi del morbo.</w:t>
       </w:r>
     </w:p>
     <w:p>
@@ -507,7 +536,23 @@
           <w:i/>
           <w:iCs/>
         </w:rPr>
-        <w:t xml:space="preserve"> fatte ne' </w:t>
+        <w:t xml:space="preserve"> fatte </w:t>
+      </w:r>
+      <w:proofErr w:type="gramStart"/>
+      <w:r>
+        <w:rPr>
+          <w:i/>
+          <w:iCs/>
+        </w:rPr>
+        <w:t>ne'</w:t>
+      </w:r>
+      <w:proofErr w:type="gramEnd"/>
+      <w:r>
+        <w:rPr>
+          <w:i/>
+          <w:iCs/>
+        </w:rPr>
+        <w:t xml:space="preserve"> </w:t>
       </w:r>
       <w:proofErr w:type="spellStart"/>
       <w:r>
@@ -592,7 +637,23 @@
           <w:b/>
           <w:bCs/>
         </w:rPr>
-        <w:t>Dipinti e Ex-Voto</w:t>
+        <w:t xml:space="preserve">Dipinti </w:t>
+      </w:r>
+      <w:proofErr w:type="gramStart"/>
+      <w:r>
+        <w:rPr>
+          <w:b/>
+          <w:bCs/>
+        </w:rPr>
+        <w:t>e</w:t>
+      </w:r>
+      <w:proofErr w:type="gramEnd"/>
+      <w:r>
+        <w:rPr>
+          <w:b/>
+          <w:bCs/>
+        </w:rPr>
+        <w:t xml:space="preserve"> Ex-Voto</w:t>
       </w:r>
       <w:r>
         <w:t> (come il dipinto anonimo bolognese sulla peste in Via San Mamolo, spesso citato nelle fonti secondarie).</w:t>
@@ -746,6 +807,7 @@
         <w:t xml:space="preserve">, responsabili della diffusione del contagio in tutta l'Italia settentrionale (come menzionato anche </w:t>
       </w:r>
       <w:proofErr w:type="spellStart"/>
+      <w:proofErr w:type="gramStart"/>
       <w:r>
         <w:t>ne</w:t>
       </w:r>
@@ -758,18 +820,230 @@
           <w:i/>
           <w:iCs/>
         </w:rPr>
-        <w:t>I Promessi Sposi</w:t>
+        <w:t>I</w:t>
+      </w:r>
+      <w:proofErr w:type="gramEnd"/>
+      <w:r>
+        <w:rPr>
+          <w:i/>
+          <w:iCs/>
+        </w:rPr>
+        <w:t xml:space="preserve"> Promessi Sposi</w:t>
       </w:r>
       <w:r>
         <w:t> di Alessandro Manzoni, che pur non essendo una fonte storica primaria per Bologna, testimonia il contesto generale dell'epidemia del 1630 nel Nord Italia)</w:t>
       </w:r>
     </w:p>
-    <w:p>
-      <w:r>
-        <w:t>Fonte: 'Archivio di</w:t>
-      </w:r>
-    </w:p>
     <w:p/>
+    <w:p/>
+    <w:p>
+      <w:r>
+        <w:rPr>
+          <w:rFonts w:ascii="Arial" w:hAnsi="Arial"/>
+          <w:b/>
+          <w:color w:val="1A365D"/>
+          <w:sz w:val="26"/>
+        </w:rPr>
+        <w:t>Tabella delle Fonti e Certificazione</w:t>
+      </w:r>
+    </w:p>
+    <w:tbl>
+      <w:tblPr>
+        <w:tblW w:type="auto" w:w="0"/>
+        <w:jc w:val="center"/>
+        <w:tblLook w:firstColumn="1" w:firstRow="1" w:lastColumn="0" w:lastRow="0" w:noHBand="0" w:noVBand="1" w:val="04A0"/>
+      </w:tblPr>
+      <w:tblGrid>
+        <w:gridCol w:w="4819"/>
+        <w:gridCol w:w="4819"/>
+      </w:tblGrid>
+      <w:tr>
+        <w:tc>
+          <w:tcPr>
+            <w:tcW w:type="dxa" w:w="4819"/>
+            <w:shd w:fill="1A365D"/>
+          </w:tcPr>
+          <w:p>
+            <w:r>
+              <w:rPr>
+                <w:rFonts w:ascii="Arial" w:hAnsi="Arial"/>
+                <w:b/>
+                <w:color w:val="FFFFFF"/>
+                <w:sz w:val="20"/>
+              </w:rPr>
+              <w:t>Affermazione del testo</w:t>
+            </w:r>
+          </w:p>
+        </w:tc>
+        <w:tc>
+          <w:tcPr>
+            <w:tcW w:type="dxa" w:w="4819"/>
+            <w:shd w:fill="1A365D"/>
+          </w:tcPr>
+          <w:p>
+            <w:r>
+              <w:rPr>
+                <w:rFonts w:ascii="Arial" w:hAnsi="Arial"/>
+                <w:b/>
+                <w:color w:val="FFFFFF"/>
+                <w:sz w:val="20"/>
+              </w:rPr>
+              <w:t>Fonte Certificata</w:t>
+            </w:r>
+          </w:p>
+        </w:tc>
+      </w:tr>
+      <w:tr>
+        <w:tc>
+          <w:tcPr>
+            <w:tcW w:type="dxa" w:w="4819"/>
+          </w:tcPr>
+          <w:p>
+            <w:r>
+              <w:rPr>
+                <w:rFonts w:ascii="Arial" w:hAnsi="Arial"/>
+                <w:sz w:val="19"/>
+              </w:rPr>
+              <w:t>L'epidemia di peste del maggio 1630 fu introdotta dai Lanzichenecchi impegnati nella Guerra di Successione di Mantova, causando 13.398 vittime in città e circa 16.300 nel contado.</w:t>
+            </w:r>
+          </w:p>
+        </w:tc>
+        <w:tc>
+          <w:tcPr>
+            <w:tcW w:type="dxa" w:w="4819"/>
+          </w:tcPr>
+          <w:p>
+            <w:r>
+              <w:rPr>
+                <w:rFonts w:ascii="Arial" w:hAnsi="Arial"/>
+                <w:sz w:val="19"/>
+              </w:rPr>
+              <w:t>Archivio di Stato di Bologna (Registri dei Morti e Sepolture) / Studi di Demografia Storica (Marco Poli, P.L. Da Gatteo)</w:t>
+            </w:r>
+          </w:p>
+        </w:tc>
+      </w:tr>
+      <w:tr>
+        <w:tc>
+          <w:tcPr>
+            <w:tcW w:type="dxa" w:w="4819"/>
+          </w:tcPr>
+          <w:p>
+            <w:r>
+              <w:rPr>
+                <w:rFonts w:ascii="Arial" w:hAnsi="Arial"/>
+                <w:sz w:val="19"/>
+              </w:rPr>
+              <w:t>La gestione sanitaria dell'emergenza fu diretta dal Cardinale Legato Bernardino Spada, con l'assistenza dei religiosi Camilliani e l'allestimento di lazzaretti a Porta S. Stefano e Castelfranco.</w:t>
+            </w:r>
+          </w:p>
+        </w:tc>
+        <w:tc>
+          <w:tcPr>
+            <w:tcW w:type="dxa" w:w="4819"/>
+          </w:tcPr>
+          <w:p>
+            <w:r>
+              <w:rPr>
+                <w:rFonts w:ascii="Arial" w:hAnsi="Arial"/>
+                <w:sz w:val="19"/>
+              </w:rPr>
+              <w:t>Pietro Moratti, "Racconto degli ordini e provisioni fatte ne' Lazaretti..." (1630) / Bandi dell'Assunteria di Sanità</w:t>
+            </w:r>
+          </w:p>
+        </w:tc>
+      </w:tr>
+      <w:tr>
+        <w:tc>
+          <w:tcPr>
+            <w:tcW w:type="dxa" w:w="4819"/>
+          </w:tcPr>
+          <w:p>
+            <w:r>
+              <w:rPr>
+                <w:rFonts w:ascii="Arial" w:hAnsi="Arial"/>
+                <w:sz w:val="19"/>
+              </w:rPr>
+              <w:t>Il Cardinale Spada fece applicare misure drastiche di isolamento, murando le porte cittadine e lasciando varchi dotati di grate di ferro ("rastrelli") per disinfettare merci e posta con aceto e zolfo.</w:t>
+            </w:r>
+          </w:p>
+        </w:tc>
+        <w:tc>
+          <w:tcPr>
+            <w:tcW w:type="dxa" w:w="4819"/>
+          </w:tcPr>
+          <w:p>
+            <w:r>
+              <w:rPr>
+                <w:rFonts w:ascii="Arial" w:hAnsi="Arial"/>
+                <w:sz w:val="19"/>
+              </w:rPr>
+              <w:t>Bandi e Decretazioni del Senato Bolognese (1628-1630) / Archivio di Stato di Bologna</w:t>
+            </w:r>
+          </w:p>
+        </w:tc>
+      </w:tr>
+      <w:tr>
+        <w:tc>
+          <w:tcPr>
+            <w:tcW w:type="dxa" w:w="4819"/>
+          </w:tcPr>
+          <w:p>
+            <w:r>
+              <w:rPr>
+                <w:rFonts w:ascii="Arial" w:hAnsi="Arial"/>
+                <w:sz w:val="19"/>
+              </w:rPr>
+              <w:t>Nel 1630 il Senato commissionò a Guido Reni la Pala della peste (dipinta su seta pura) per solenni processioni di ringraziamento, insieme al Baldacchino votivo del 1634.</w:t>
+            </w:r>
+          </w:p>
+        </w:tc>
+        <w:tc>
+          <w:tcPr>
+            <w:tcW w:type="dxa" w:w="4819"/>
+          </w:tcPr>
+          <w:p>
+            <w:r>
+              <w:rPr>
+                <w:rFonts w:ascii="Arial" w:hAnsi="Arial"/>
+                <w:sz w:val="19"/>
+              </w:rPr>
+              <w:t>Pinacoteca Nazionale di Bologna / Testimonianze Artistiche e Votive / Bologna Online (Biblioteca Salaborsa)</w:t>
+            </w:r>
+          </w:p>
+        </w:tc>
+      </w:tr>
+      <w:tr>
+        <w:tc>
+          <w:tcPr>
+            <w:tcW w:type="dxa" w:w="4819"/>
+          </w:tcPr>
+          <w:p>
+            <w:r>
+              <w:rPr>
+                <w:rFonts w:ascii="Arial" w:hAnsi="Arial"/>
+                <w:sz w:val="19"/>
+              </w:rPr>
+              <w:t>Per contrastare i "miasmi" dell'aria infetta, l'Assunteria di Sanità ordinò la combustione di ginepro, rosmarino, alloro e resine aromatiche nelle case e lungo le strade.</w:t>
+            </w:r>
+          </w:p>
+        </w:tc>
+        <w:tc>
+          <w:tcPr>
+            <w:tcW w:type="dxa" w:w="4819"/>
+          </w:tcPr>
+          <w:p>
+            <w:r>
+              <w:rPr>
+                <w:rFonts w:ascii="Arial" w:hAnsi="Arial"/>
+                <w:sz w:val="19"/>
+              </w:rPr>
+              <w:t>Pietro Moratti (1630) / Documentazione Ufficiale e Amministrativa dell'Assunteria di Sanità</w:t>
+            </w:r>
+          </w:p>
+        </w:tc>
+      </w:tr>
+    </w:tbl>
     <w:sectPr>
       <w:pgSz w:w="11906" w:h="16838"/>
       <w:pgMar w:top="1417" w:right="1134" w:bottom="1134" w:left="1134" w:header="708" w:footer="708" w:gutter="0"/>
